--- a/Informe Diseño Web.docx
+++ b/Informe Diseño Web.docx
@@ -286,7 +286,13 @@
         <w:rPr>
           <w:rFonts w:ascii="Arial" w:hAnsi="Arial" w:cs="Arial"/>
         </w:rPr>
-        <w:t xml:space="preserve"> para nuestra empresa seleccionada</w:t>
+        <w:t xml:space="preserve"> para nuestra empresa </w:t>
+      </w:r>
+      <w:r>
+        <w:rPr>
+          <w:rFonts w:ascii="Arial" w:hAnsi="Arial" w:cs="Arial"/>
+        </w:rPr>
+        <w:t>asignada</w:t>
       </w:r>
       <w:r>
         <w:rPr>
@@ -487,49 +493,842 @@
           <w:sz w:val="72"/>
           <w:szCs w:val="72"/>
         </w:rPr>
-        <w:t>Desarrollo de mockup y vista de la página</w:t>
-      </w:r>
-    </w:p>
-    <w:p>
-      <w:pPr>
-        <w:spacing w:after="120" w:line="360" w:lineRule="auto"/>
-        <w:rPr>
-          <w:rFonts w:ascii="Arial" w:hAnsi="Arial" w:cs="Arial"/>
-        </w:rPr>
-      </w:pPr>
-    </w:p>
-    <w:p>
-      <w:pPr>
-        <w:spacing w:after="120" w:line="360" w:lineRule="auto"/>
-        <w:rPr>
-          <w:rFonts w:ascii="Arial" w:hAnsi="Arial" w:cs="Arial"/>
-        </w:rPr>
-      </w:pPr>
-      <w:r>
-        <w:rPr>
-          <w:rFonts w:ascii="Arial" w:hAnsi="Arial" w:cs="Arial"/>
-        </w:rPr>
-        <w:t>Presentación mockup:</w:t>
-      </w:r>
-    </w:p>
-    <w:p>
-      <w:pPr>
-        <w:spacing w:after="120" w:line="360" w:lineRule="auto"/>
-        <w:rPr>
-          <w:rFonts w:ascii="Arial" w:hAnsi="Arial" w:cs="Arial"/>
-        </w:rPr>
-      </w:pPr>
-    </w:p>
-    <w:p>
-      <w:pPr>
-        <w:spacing w:after="120" w:line="360" w:lineRule="auto"/>
-        <w:jc w:val="center"/>
+        <w:t xml:space="preserve">Desarrollo de mockup y </w:t>
+      </w:r>
+      <w:r>
         <w:rPr>
           <w:rFonts w:ascii="Arial" w:hAnsi="Arial" w:cs="Arial"/>
           <w:sz w:val="72"/>
           <w:szCs w:val="72"/>
         </w:rPr>
-      </w:pPr>
+        <w:t>HTML</w:t>
+      </w:r>
+    </w:p>
+    <w:p>
+      <w:pPr>
+        <w:spacing w:after="120" w:line="360" w:lineRule="auto"/>
+        <w:rPr>
+          <w:rFonts w:ascii="Arial" w:hAnsi="Arial" w:cs="Arial"/>
+        </w:rPr>
+      </w:pPr>
+    </w:p>
+    <w:p>
+      <w:pPr>
+        <w:spacing w:after="120" w:line="360" w:lineRule="auto"/>
+        <w:rPr>
+          <w:rFonts w:ascii="Arial" w:hAnsi="Arial" w:cs="Arial"/>
+        </w:rPr>
+      </w:pPr>
+      <w:r>
+        <w:rPr>
+          <w:rFonts w:ascii="Arial" w:hAnsi="Arial" w:cs="Arial"/>
+        </w:rPr>
+        <w:t>Presentación mockup:</w:t>
+      </w:r>
+    </w:p>
+    <w:p>
+      <w:pPr>
+        <w:spacing w:after="120" w:line="360" w:lineRule="auto"/>
+        <w:rPr>
+          <w:rFonts w:ascii="Arial" w:hAnsi="Arial" w:cs="Arial"/>
+        </w:rPr>
+      </w:pPr>
+      <w:r>
+        <w:rPr>
+          <w:rFonts w:ascii="Arial" w:hAnsi="Arial" w:cs="Arial"/>
+        </w:rPr>
+        <w:t>En las siguientes imágenes se mostrará el mockup de la pagina web y su estructura.</w:t>
+      </w:r>
+    </w:p>
+    <w:p>
+      <w:pPr>
+        <w:spacing w:after="120" w:line="360" w:lineRule="auto"/>
+        <w:jc w:val="center"/>
+        <w:rPr>
+          <w:rFonts w:ascii="Arial" w:hAnsi="Arial" w:cs="Arial"/>
+        </w:rPr>
+      </w:pPr>
+      <w:r>
+        <w:rPr>
+          <w:rFonts w:ascii="Arial" w:hAnsi="Arial" w:cs="Arial"/>
+          <w:noProof/>
+        </w:rPr>
+        <w:drawing>
+          <wp:inline distT="0" distB="0" distL="0" distR="0" wp14:anchorId="3B6B2A4D" wp14:editId="3BEA3DFE">
+            <wp:extent cx="5600700" cy="2537460"/>
+            <wp:effectExtent l="0" t="0" r="0" b="0"/>
+            <wp:docPr id="1092749193" name="Imagen 1"/>
+            <wp:cNvGraphicFramePr>
+              <a:graphicFrameLocks xmlns:a="http://schemas.openxmlformats.org/drawingml/2006/main" noChangeAspect="1"/>
+            </wp:cNvGraphicFramePr>
+            <a:graphic xmlns:a="http://schemas.openxmlformats.org/drawingml/2006/main">
+              <a:graphicData uri="http://schemas.openxmlformats.org/drawingml/2006/picture">
+                <pic:pic xmlns:pic="http://schemas.openxmlformats.org/drawingml/2006/picture">
+                  <pic:nvPicPr>
+                    <pic:cNvPr id="0" name="Picture 1"/>
+                    <pic:cNvPicPr>
+                      <a:picLocks noChangeAspect="1" noChangeArrowheads="1"/>
+                    </pic:cNvPicPr>
+                  </pic:nvPicPr>
+                  <pic:blipFill>
+                    <a:blip r:embed="rId5" cstate="print">
+                      <a:extLst>
+                        <a:ext uri="{28A0092B-C50C-407E-A947-70E740481C1C}">
+                          <a14:useLocalDpi xmlns:a14="http://schemas.microsoft.com/office/drawing/2010/main" val="0"/>
+                        </a:ext>
+                      </a:extLst>
+                    </a:blip>
+                    <a:srcRect/>
+                    <a:stretch>
+                      <a:fillRect/>
+                    </a:stretch>
+                  </pic:blipFill>
+                  <pic:spPr bwMode="auto">
+                    <a:xfrm>
+                      <a:off x="0" y="0"/>
+                      <a:ext cx="5600700" cy="2537460"/>
+                    </a:xfrm>
+                    <a:prstGeom prst="rect">
+                      <a:avLst/>
+                    </a:prstGeom>
+                    <a:noFill/>
+                    <a:ln>
+                      <a:noFill/>
+                    </a:ln>
+                  </pic:spPr>
+                </pic:pic>
+              </a:graphicData>
+            </a:graphic>
+          </wp:inline>
+        </w:drawing>
+      </w:r>
+    </w:p>
+    <w:p>
+      <w:pPr>
+        <w:spacing w:after="120" w:line="360" w:lineRule="auto"/>
+        <w:rPr>
+          <w:rFonts w:ascii="Arial" w:hAnsi="Arial" w:cs="Arial"/>
+        </w:rPr>
+      </w:pPr>
+      <w:r>
+        <w:rPr>
+          <w:rFonts w:ascii="Arial" w:hAnsi="Arial" w:cs="Arial"/>
+        </w:rPr>
+        <w:t xml:space="preserve">En la primera imagen se presenta la pagina en la cual se presenta una estructura básica la cual contiene </w:t>
+      </w:r>
+      <w:r>
+        <w:rPr>
+          <w:rFonts w:ascii="Arial" w:hAnsi="Arial" w:cs="Arial"/>
+        </w:rPr>
+        <w:t>el nombre de la empresa asignada un menú de navegación el cual nos llevara a los contenidos puestos en esta contiene una bienvenida a modo de presentación.</w:t>
+      </w:r>
+    </w:p>
+    <w:p>
+      <w:pPr>
+        <w:spacing w:after="120" w:line="360" w:lineRule="auto"/>
+        <w:rPr>
+          <w:rFonts w:ascii="Arial" w:hAnsi="Arial" w:cs="Arial"/>
+        </w:rPr>
+      </w:pPr>
+      <w:r>
+        <w:rPr>
+          <w:rFonts w:ascii="Arial" w:hAnsi="Arial" w:cs="Arial"/>
+        </w:rPr>
+        <w:t>El menú de navegación contiene los siguientes apartados:</w:t>
+      </w:r>
+    </w:p>
+    <w:p>
+      <w:pPr>
+        <w:pStyle w:val="Prrafodelista"/>
+        <w:numPr>
+          <w:ilvl w:val="0"/>
+          <w:numId w:val="2"/>
+        </w:numPr>
+        <w:spacing w:after="120" w:line="360" w:lineRule="auto"/>
+        <w:rPr>
+          <w:rFonts w:ascii="Arial" w:hAnsi="Arial" w:cs="Arial"/>
+        </w:rPr>
+      </w:pPr>
+      <w:r>
+        <w:rPr>
+          <w:rFonts w:ascii="Arial" w:hAnsi="Arial" w:cs="Arial"/>
+        </w:rPr>
+        <w:lastRenderedPageBreak/>
+        <w:t xml:space="preserve">SERVICIOS: el cual muestra los servicios ofrecidos por la empresa a los usuarios </w:t>
+      </w:r>
+    </w:p>
+    <w:p>
+      <w:pPr>
+        <w:pStyle w:val="Prrafodelista"/>
+        <w:numPr>
+          <w:ilvl w:val="0"/>
+          <w:numId w:val="2"/>
+        </w:numPr>
+        <w:spacing w:after="120" w:line="360" w:lineRule="auto"/>
+        <w:rPr>
+          <w:rFonts w:ascii="Arial" w:hAnsi="Arial" w:cs="Arial"/>
+        </w:rPr>
+      </w:pPr>
+      <w:r>
+        <w:rPr>
+          <w:rFonts w:ascii="Arial" w:hAnsi="Arial" w:cs="Arial"/>
+        </w:rPr>
+        <w:t xml:space="preserve">STOCK: en este apartado se mostrarán los autos disponibles dentro de la empresa </w:t>
+      </w:r>
+    </w:p>
+    <w:p>
+      <w:pPr>
+        <w:spacing w:after="120" w:line="360" w:lineRule="auto"/>
+        <w:ind w:left="360"/>
+        <w:rPr>
+          <w:rFonts w:ascii="Arial" w:hAnsi="Arial" w:cs="Arial"/>
+        </w:rPr>
+      </w:pPr>
+      <w:r>
+        <w:rPr>
+          <w:noProof/>
+        </w:rPr>
+        <w:drawing>
+          <wp:inline distT="0" distB="0" distL="0" distR="0" wp14:anchorId="5C051858" wp14:editId="320E93AE">
+            <wp:extent cx="5608320" cy="4808220"/>
+            <wp:effectExtent l="0" t="0" r="0" b="0"/>
+            <wp:docPr id="347472441" name="Imagen 2"/>
+            <wp:cNvGraphicFramePr>
+              <a:graphicFrameLocks xmlns:a="http://schemas.openxmlformats.org/drawingml/2006/main" noChangeAspect="1"/>
+            </wp:cNvGraphicFramePr>
+            <a:graphic xmlns:a="http://schemas.openxmlformats.org/drawingml/2006/main">
+              <a:graphicData uri="http://schemas.openxmlformats.org/drawingml/2006/picture">
+                <pic:pic xmlns:pic="http://schemas.openxmlformats.org/drawingml/2006/picture">
+                  <pic:nvPicPr>
+                    <pic:cNvPr id="0" name="Picture 2"/>
+                    <pic:cNvPicPr>
+                      <a:picLocks noChangeAspect="1" noChangeArrowheads="1"/>
+                    </pic:cNvPicPr>
+                  </pic:nvPicPr>
+                  <pic:blipFill>
+                    <a:blip r:embed="rId6">
+                      <a:extLst>
+                        <a:ext uri="{28A0092B-C50C-407E-A947-70E740481C1C}">
+                          <a14:useLocalDpi xmlns:a14="http://schemas.microsoft.com/office/drawing/2010/main" val="0"/>
+                        </a:ext>
+                      </a:extLst>
+                    </a:blip>
+                    <a:srcRect/>
+                    <a:stretch>
+                      <a:fillRect/>
+                    </a:stretch>
+                  </pic:blipFill>
+                  <pic:spPr bwMode="auto">
+                    <a:xfrm>
+                      <a:off x="0" y="0"/>
+                      <a:ext cx="5608320" cy="4808220"/>
+                    </a:xfrm>
+                    <a:prstGeom prst="rect">
+                      <a:avLst/>
+                    </a:prstGeom>
+                    <a:noFill/>
+                    <a:ln>
+                      <a:noFill/>
+                    </a:ln>
+                  </pic:spPr>
+                </pic:pic>
+              </a:graphicData>
+            </a:graphic>
+          </wp:inline>
+        </w:drawing>
+      </w:r>
+    </w:p>
+    <w:p>
+      <w:pPr>
+        <w:pStyle w:val="Prrafodelista"/>
+        <w:numPr>
+          <w:ilvl w:val="0"/>
+          <w:numId w:val="2"/>
+        </w:numPr>
+        <w:spacing w:after="120" w:line="360" w:lineRule="auto"/>
+        <w:rPr>
+          <w:rFonts w:ascii="Arial" w:hAnsi="Arial" w:cs="Arial"/>
+        </w:rPr>
+      </w:pPr>
+      <w:r>
+        <w:rPr>
+          <w:rFonts w:ascii="Arial" w:hAnsi="Arial" w:cs="Arial"/>
+        </w:rPr>
+        <w:t>NUESTROS CLIENTES: en este apartado se mostrarán a clientes con la entrega de su auto</w:t>
+      </w:r>
+    </w:p>
+    <w:p>
+      <w:pPr>
+        <w:pStyle w:val="Prrafodelista"/>
+        <w:spacing w:after="120" w:line="360" w:lineRule="auto"/>
+        <w:rPr>
+          <w:rFonts w:ascii="Arial" w:hAnsi="Arial" w:cs="Arial"/>
+        </w:rPr>
+      </w:pPr>
+      <w:r>
+        <w:rPr>
+          <w:rFonts w:ascii="Arial" w:hAnsi="Arial" w:cs="Arial"/>
+          <w:noProof/>
+        </w:rPr>
+        <w:lastRenderedPageBreak/>
+        <w:drawing>
+          <wp:inline distT="0" distB="0" distL="0" distR="0" wp14:anchorId="0DA83567" wp14:editId="4F05FF2D">
+            <wp:extent cx="5608320" cy="2834640"/>
+            <wp:effectExtent l="0" t="0" r="0" b="3810"/>
+            <wp:docPr id="1417330447" name="Imagen 3"/>
+            <wp:cNvGraphicFramePr>
+              <a:graphicFrameLocks xmlns:a="http://schemas.openxmlformats.org/drawingml/2006/main" noChangeAspect="1"/>
+            </wp:cNvGraphicFramePr>
+            <a:graphic xmlns:a="http://schemas.openxmlformats.org/drawingml/2006/main">
+              <a:graphicData uri="http://schemas.openxmlformats.org/drawingml/2006/picture">
+                <pic:pic xmlns:pic="http://schemas.openxmlformats.org/drawingml/2006/picture">
+                  <pic:nvPicPr>
+                    <pic:cNvPr id="0" name="Picture 3"/>
+                    <pic:cNvPicPr>
+                      <a:picLocks noChangeAspect="1" noChangeArrowheads="1"/>
+                    </pic:cNvPicPr>
+                  </pic:nvPicPr>
+                  <pic:blipFill>
+                    <a:blip r:embed="rId7">
+                      <a:extLst>
+                        <a:ext uri="{28A0092B-C50C-407E-A947-70E740481C1C}">
+                          <a14:useLocalDpi xmlns:a14="http://schemas.microsoft.com/office/drawing/2010/main" val="0"/>
+                        </a:ext>
+                      </a:extLst>
+                    </a:blip>
+                    <a:srcRect/>
+                    <a:stretch>
+                      <a:fillRect/>
+                    </a:stretch>
+                  </pic:blipFill>
+                  <pic:spPr bwMode="auto">
+                    <a:xfrm>
+                      <a:off x="0" y="0"/>
+                      <a:ext cx="5608320" cy="2834640"/>
+                    </a:xfrm>
+                    <a:prstGeom prst="rect">
+                      <a:avLst/>
+                    </a:prstGeom>
+                    <a:noFill/>
+                    <a:ln>
+                      <a:noFill/>
+                    </a:ln>
+                  </pic:spPr>
+                </pic:pic>
+              </a:graphicData>
+            </a:graphic>
+          </wp:inline>
+        </w:drawing>
+      </w:r>
+    </w:p>
+    <w:p>
+      <w:pPr>
+        <w:pStyle w:val="Prrafodelista"/>
+        <w:numPr>
+          <w:ilvl w:val="0"/>
+          <w:numId w:val="2"/>
+        </w:numPr>
+        <w:spacing w:after="120" w:line="360" w:lineRule="auto"/>
+        <w:rPr>
+          <w:rFonts w:ascii="Arial" w:hAnsi="Arial" w:cs="Arial"/>
+        </w:rPr>
+      </w:pPr>
+      <w:r>
+        <w:rPr>
+          <w:rFonts w:ascii="Arial" w:hAnsi="Arial" w:cs="Arial"/>
+        </w:rPr>
+        <w:t xml:space="preserve">CONTACTO: en este apartado se muestran la ubicación física </w:t>
+      </w:r>
+      <w:r>
+        <w:rPr>
+          <w:rFonts w:ascii="Arial" w:hAnsi="Arial" w:cs="Arial"/>
+        </w:rPr>
+        <w:t>como sus canales de comunicación de la empresa como sus redes sociales y fonos de contacto</w:t>
+      </w:r>
+    </w:p>
+    <w:p>
+      <w:pPr>
+        <w:pStyle w:val="Prrafodelista"/>
+        <w:numPr>
+          <w:ilvl w:val="0"/>
+          <w:numId w:val="2"/>
+        </w:numPr>
+        <w:spacing w:after="120" w:line="360" w:lineRule="auto"/>
+        <w:rPr>
+          <w:rFonts w:ascii="Arial" w:hAnsi="Arial" w:cs="Arial"/>
+        </w:rPr>
+      </w:pPr>
+      <w:r>
+        <w:rPr>
+          <w:rFonts w:ascii="Arial" w:hAnsi="Arial" w:cs="Arial"/>
+        </w:rPr>
+        <w:t xml:space="preserve">SOBRE NOSOTROS: en este apartado se muestra la visión de la empresa como su misión la cual consiste en creses como un servicio automotriz </w:t>
+      </w:r>
+    </w:p>
+    <w:p>
+      <w:pPr>
+        <w:spacing w:after="120" w:line="360" w:lineRule="auto"/>
+        <w:rPr>
+          <w:rFonts w:ascii="Arial" w:hAnsi="Arial" w:cs="Arial"/>
+        </w:rPr>
+      </w:pPr>
+      <w:r>
+        <w:rPr>
+          <w:rFonts w:ascii="Arial" w:hAnsi="Arial" w:cs="Arial"/>
+        </w:rPr>
+        <w:t>HTML:</w:t>
+      </w:r>
+    </w:p>
+    <w:p>
+      <w:pPr>
+        <w:spacing w:after="120" w:line="360" w:lineRule="auto"/>
+        <w:rPr>
+          <w:rFonts w:ascii="Arial" w:hAnsi="Arial" w:cs="Arial"/>
+        </w:rPr>
+      </w:pPr>
+      <w:r>
+        <w:rPr>
+          <w:rFonts w:ascii="Arial" w:hAnsi="Arial" w:cs="Arial"/>
+          <w:noProof/>
+        </w:rPr>
+        <w:drawing>
+          <wp:inline distT="0" distB="0" distL="0" distR="0" wp14:anchorId="251E6E9E" wp14:editId="4AB6510E">
+            <wp:extent cx="5600700" cy="2979420"/>
+            <wp:effectExtent l="0" t="0" r="0" b="0"/>
+            <wp:docPr id="1745905881" name="Imagen 4"/>
+            <wp:cNvGraphicFramePr>
+              <a:graphicFrameLocks xmlns:a="http://schemas.openxmlformats.org/drawingml/2006/main" noChangeAspect="1"/>
+            </wp:cNvGraphicFramePr>
+            <a:graphic xmlns:a="http://schemas.openxmlformats.org/drawingml/2006/main">
+              <a:graphicData uri="http://schemas.openxmlformats.org/drawingml/2006/picture">
+                <pic:pic xmlns:pic="http://schemas.openxmlformats.org/drawingml/2006/picture">
+                  <pic:nvPicPr>
+                    <pic:cNvPr id="0" name="Picture 4"/>
+                    <pic:cNvPicPr>
+                      <a:picLocks noChangeAspect="1" noChangeArrowheads="1"/>
+                    </pic:cNvPicPr>
+                  </pic:nvPicPr>
+                  <pic:blipFill>
+                    <a:blip r:embed="rId8" cstate="print">
+                      <a:extLst>
+                        <a:ext uri="{28A0092B-C50C-407E-A947-70E740481C1C}">
+                          <a14:useLocalDpi xmlns:a14="http://schemas.microsoft.com/office/drawing/2010/main" val="0"/>
+                        </a:ext>
+                      </a:extLst>
+                    </a:blip>
+                    <a:srcRect/>
+                    <a:stretch>
+                      <a:fillRect/>
+                    </a:stretch>
+                  </pic:blipFill>
+                  <pic:spPr bwMode="auto">
+                    <a:xfrm>
+                      <a:off x="0" y="0"/>
+                      <a:ext cx="5600700" cy="2979420"/>
+                    </a:xfrm>
+                    <a:prstGeom prst="rect">
+                      <a:avLst/>
+                    </a:prstGeom>
+                    <a:noFill/>
+                    <a:ln>
+                      <a:noFill/>
+                    </a:ln>
+                  </pic:spPr>
+                </pic:pic>
+              </a:graphicData>
+            </a:graphic>
+          </wp:inline>
+        </w:drawing>
+      </w:r>
+    </w:p>
+    <w:p>
+      <w:pPr>
+        <w:spacing w:after="120" w:line="360" w:lineRule="auto"/>
+        <w:rPr>
+          <w:rFonts w:ascii="Arial" w:hAnsi="Arial" w:cs="Arial"/>
+        </w:rPr>
+      </w:pPr>
+      <w:r>
+        <w:rPr>
+          <w:rFonts w:ascii="Arial" w:hAnsi="Arial" w:cs="Arial"/>
+          <w:noProof/>
+        </w:rPr>
+        <w:lastRenderedPageBreak/>
+        <w:drawing>
+          <wp:inline distT="0" distB="0" distL="0" distR="0" wp14:anchorId="02E266B0" wp14:editId="1611FA26">
+            <wp:extent cx="5600700" cy="2979420"/>
+            <wp:effectExtent l="0" t="0" r="0" b="0"/>
+            <wp:docPr id="1019422051" name="Imagen 5"/>
+            <wp:cNvGraphicFramePr>
+              <a:graphicFrameLocks xmlns:a="http://schemas.openxmlformats.org/drawingml/2006/main" noChangeAspect="1"/>
+            </wp:cNvGraphicFramePr>
+            <a:graphic xmlns:a="http://schemas.openxmlformats.org/drawingml/2006/main">
+              <a:graphicData uri="http://schemas.openxmlformats.org/drawingml/2006/picture">
+                <pic:pic xmlns:pic="http://schemas.openxmlformats.org/drawingml/2006/picture">
+                  <pic:nvPicPr>
+                    <pic:cNvPr id="0" name="Picture 5"/>
+                    <pic:cNvPicPr>
+                      <a:picLocks noChangeAspect="1" noChangeArrowheads="1"/>
+                    </pic:cNvPicPr>
+                  </pic:nvPicPr>
+                  <pic:blipFill>
+                    <a:blip r:embed="rId9" cstate="print">
+                      <a:extLst>
+                        <a:ext uri="{28A0092B-C50C-407E-A947-70E740481C1C}">
+                          <a14:useLocalDpi xmlns:a14="http://schemas.microsoft.com/office/drawing/2010/main" val="0"/>
+                        </a:ext>
+                      </a:extLst>
+                    </a:blip>
+                    <a:srcRect/>
+                    <a:stretch>
+                      <a:fillRect/>
+                    </a:stretch>
+                  </pic:blipFill>
+                  <pic:spPr bwMode="auto">
+                    <a:xfrm>
+                      <a:off x="0" y="0"/>
+                      <a:ext cx="5600700" cy="2979420"/>
+                    </a:xfrm>
+                    <a:prstGeom prst="rect">
+                      <a:avLst/>
+                    </a:prstGeom>
+                    <a:noFill/>
+                    <a:ln>
+                      <a:noFill/>
+                    </a:ln>
+                  </pic:spPr>
+                </pic:pic>
+              </a:graphicData>
+            </a:graphic>
+          </wp:inline>
+        </w:drawing>
+      </w:r>
+    </w:p>
+    <w:p>
+      <w:pPr>
+        <w:spacing w:after="120" w:line="360" w:lineRule="auto"/>
+        <w:rPr>
+          <w:rFonts w:ascii="Arial" w:hAnsi="Arial" w:cs="Arial"/>
+        </w:rPr>
+      </w:pPr>
+      <w:r>
+        <w:rPr>
+          <w:rFonts w:ascii="Arial" w:hAnsi="Arial" w:cs="Arial"/>
+        </w:rPr>
+        <w:t>Las etiquetas para la construcción de este HTML fueron:</w:t>
+      </w:r>
+    </w:p>
+    <w:p>
+      <w:pPr>
+        <w:pStyle w:val="Prrafodelista"/>
+        <w:numPr>
+          <w:ilvl w:val="0"/>
+          <w:numId w:val="2"/>
+        </w:numPr>
+        <w:spacing w:after="120" w:line="360" w:lineRule="auto"/>
+        <w:rPr>
+          <w:rFonts w:ascii="Arial" w:hAnsi="Arial" w:cs="Arial"/>
+        </w:rPr>
+      </w:pPr>
+      <w:r>
+        <w:rPr>
+          <w:rFonts w:ascii="Arial" w:hAnsi="Arial" w:cs="Arial"/>
+        </w:rPr>
+        <w:t>&lt;</w:t>
+      </w:r>
+      <w:proofErr w:type="spellStart"/>
+      <w:r>
+        <w:rPr>
+          <w:rFonts w:ascii="Arial" w:hAnsi="Arial" w:cs="Arial"/>
+        </w:rPr>
+        <w:t>header</w:t>
+      </w:r>
+      <w:proofErr w:type="spellEnd"/>
+      <w:r>
+        <w:rPr>
+          <w:rFonts w:ascii="Arial" w:hAnsi="Arial" w:cs="Arial"/>
+        </w:rPr>
+        <w:t xml:space="preserve">&gt;: en el cual en su interior se construyó el menú de navegación y la bienvenida de la pagina </w:t>
+      </w:r>
+    </w:p>
+    <w:p>
+      <w:pPr>
+        <w:pStyle w:val="Prrafodelista"/>
+        <w:numPr>
+          <w:ilvl w:val="0"/>
+          <w:numId w:val="2"/>
+        </w:numPr>
+        <w:spacing w:after="120" w:line="360" w:lineRule="auto"/>
+        <w:rPr>
+          <w:rFonts w:ascii="Arial" w:hAnsi="Arial" w:cs="Arial"/>
+        </w:rPr>
+      </w:pPr>
+      <w:r>
+        <w:rPr>
+          <w:rFonts w:ascii="Arial" w:hAnsi="Arial" w:cs="Arial"/>
+        </w:rPr>
+        <w:t>&lt;</w:t>
+      </w:r>
+      <w:proofErr w:type="spellStart"/>
+      <w:r>
+        <w:rPr>
+          <w:rFonts w:ascii="Arial" w:hAnsi="Arial" w:cs="Arial"/>
+        </w:rPr>
+        <w:t>nav</w:t>
+      </w:r>
+      <w:proofErr w:type="spellEnd"/>
+      <w:r>
+        <w:rPr>
+          <w:rFonts w:ascii="Arial" w:hAnsi="Arial" w:cs="Arial"/>
+        </w:rPr>
+        <w:t xml:space="preserve">&gt;: se utilizó para la navegación de la pagina </w:t>
+      </w:r>
+    </w:p>
+    <w:p>
+      <w:pPr>
+        <w:pStyle w:val="Prrafodelista"/>
+        <w:numPr>
+          <w:ilvl w:val="0"/>
+          <w:numId w:val="2"/>
+        </w:numPr>
+        <w:spacing w:after="120" w:line="360" w:lineRule="auto"/>
+        <w:rPr>
+          <w:rFonts w:ascii="Arial" w:hAnsi="Arial" w:cs="Arial"/>
+        </w:rPr>
+      </w:pPr>
+      <w:r>
+        <w:rPr>
+          <w:rFonts w:ascii="Arial" w:hAnsi="Arial" w:cs="Arial"/>
+        </w:rPr>
+        <w:t xml:space="preserve">&lt;a&gt;: etiqueta de hipervínculo la cual permite conectar las diferentes secciones de la pagina </w:t>
+      </w:r>
+    </w:p>
+    <w:p>
+      <w:pPr>
+        <w:pStyle w:val="Prrafodelista"/>
+        <w:numPr>
+          <w:ilvl w:val="0"/>
+          <w:numId w:val="2"/>
+        </w:numPr>
+        <w:spacing w:after="120" w:line="360" w:lineRule="auto"/>
+        <w:rPr>
+          <w:rFonts w:ascii="Arial" w:hAnsi="Arial" w:cs="Arial"/>
+        </w:rPr>
+      </w:pPr>
+      <w:r>
+        <w:rPr>
+          <w:rFonts w:ascii="Arial" w:hAnsi="Arial" w:cs="Arial"/>
+        </w:rPr>
+        <w:t>&lt;</w:t>
+      </w:r>
+      <w:proofErr w:type="spellStart"/>
+      <w:r>
+        <w:rPr>
+          <w:rFonts w:ascii="Arial" w:hAnsi="Arial" w:cs="Arial"/>
+        </w:rPr>
+        <w:t>section</w:t>
+      </w:r>
+      <w:proofErr w:type="spellEnd"/>
+      <w:r>
+        <w:rPr>
+          <w:rFonts w:ascii="Arial" w:hAnsi="Arial" w:cs="Arial"/>
+        </w:rPr>
+        <w:t xml:space="preserve">&gt;: Define las secciones de la pagina a navegar </w:t>
+      </w:r>
+    </w:p>
+    <w:p>
+      <w:pPr>
+        <w:pStyle w:val="Prrafodelista"/>
+        <w:numPr>
+          <w:ilvl w:val="0"/>
+          <w:numId w:val="2"/>
+        </w:numPr>
+        <w:spacing w:after="120" w:line="360" w:lineRule="auto"/>
+        <w:rPr>
+          <w:rFonts w:ascii="Arial" w:hAnsi="Arial" w:cs="Arial"/>
+        </w:rPr>
+      </w:pPr>
+      <w:r>
+        <w:rPr>
+          <w:rFonts w:ascii="Arial" w:hAnsi="Arial" w:cs="Arial"/>
+        </w:rPr>
+        <w:t>&lt;</w:t>
+      </w:r>
+      <w:proofErr w:type="spellStart"/>
+      <w:r>
+        <w:rPr>
+          <w:rFonts w:ascii="Arial" w:hAnsi="Arial" w:cs="Arial"/>
+        </w:rPr>
+        <w:t>main</w:t>
+      </w:r>
+      <w:proofErr w:type="spellEnd"/>
+      <w:r>
+        <w:rPr>
+          <w:rFonts w:ascii="Arial" w:hAnsi="Arial" w:cs="Arial"/>
+        </w:rPr>
+        <w:t>&gt;: contiene todo el contenido de la pagina</w:t>
+      </w:r>
+    </w:p>
+    <w:p>
+      <w:pPr>
+        <w:pStyle w:val="Prrafodelista"/>
+        <w:numPr>
+          <w:ilvl w:val="0"/>
+          <w:numId w:val="2"/>
+        </w:numPr>
+        <w:spacing w:after="120" w:line="360" w:lineRule="auto"/>
+        <w:rPr>
+          <w:rFonts w:ascii="Arial" w:hAnsi="Arial" w:cs="Arial"/>
+        </w:rPr>
+      </w:pPr>
+      <w:r>
+        <w:rPr>
+          <w:rFonts w:ascii="Arial" w:hAnsi="Arial" w:cs="Arial"/>
+        </w:rPr>
+        <w:t>&lt;</w:t>
+      </w:r>
+      <w:proofErr w:type="spellStart"/>
+      <w:r>
+        <w:rPr>
+          <w:rFonts w:ascii="Arial" w:hAnsi="Arial" w:cs="Arial"/>
+        </w:rPr>
+        <w:t>footer</w:t>
+      </w:r>
+      <w:proofErr w:type="spellEnd"/>
+      <w:r>
+        <w:rPr>
+          <w:rFonts w:ascii="Arial" w:hAnsi="Arial" w:cs="Arial"/>
+        </w:rPr>
+        <w:t xml:space="preserve">&gt;: contiene pie de pagina </w:t>
+      </w:r>
+      <w:r>
+        <w:rPr>
+          <w:rFonts w:ascii="Arial" w:hAnsi="Arial" w:cs="Arial"/>
+        </w:rPr>
+        <w:t xml:space="preserve"> </w:t>
+      </w:r>
+    </w:p>
+    <w:p>
+      <w:pPr>
+        <w:spacing w:after="120" w:line="360" w:lineRule="auto"/>
+        <w:ind w:left="360"/>
+        <w:rPr>
+          <w:rFonts w:ascii="Arial" w:hAnsi="Arial" w:cs="Arial"/>
+        </w:rPr>
+      </w:pPr>
+    </w:p>
+    <w:p>
+      <w:pPr>
+        <w:spacing w:after="120" w:line="360" w:lineRule="auto"/>
+        <w:ind w:left="360"/>
+        <w:rPr>
+          <w:rFonts w:ascii="Arial" w:hAnsi="Arial" w:cs="Arial"/>
+        </w:rPr>
+      </w:pPr>
+      <w:r>
+        <w:rPr>
+          <w:rFonts w:ascii="Arial" w:hAnsi="Arial" w:cs="Arial"/>
+        </w:rPr>
+        <w:t>Comentarios y observaciones relevantes</w:t>
+      </w:r>
+      <w:r>
+        <w:rPr>
+          <w:rFonts w:ascii="Arial" w:hAnsi="Arial" w:cs="Arial"/>
+        </w:rPr>
+        <w:t>:</w:t>
+      </w:r>
+    </w:p>
+    <w:p>
+      <w:pPr>
+        <w:spacing w:after="120" w:line="360" w:lineRule="auto"/>
+        <w:ind w:left="360"/>
+        <w:rPr>
+          <w:rFonts w:ascii="Arial" w:hAnsi="Arial" w:cs="Arial"/>
+        </w:rPr>
+      </w:pPr>
+      <w:r>
+        <w:rPr>
+          <w:rFonts w:ascii="Arial" w:hAnsi="Arial" w:cs="Arial"/>
+        </w:rPr>
+        <w:t>Durante la realización del mockup se priorizó la fluidez en la experiencia de navegación del usuario. Se utilizó en todo momento etiquetas de HTML5 (&lt;</w:t>
+      </w:r>
+      <w:proofErr w:type="spellStart"/>
+      <w:r>
+        <w:rPr>
+          <w:rFonts w:ascii="Arial" w:hAnsi="Arial" w:cs="Arial"/>
+        </w:rPr>
+        <w:t>header</w:t>
+      </w:r>
+      <w:proofErr w:type="spellEnd"/>
+      <w:r>
+        <w:rPr>
+          <w:rFonts w:ascii="Arial" w:hAnsi="Arial" w:cs="Arial"/>
+        </w:rPr>
+        <w:t>&gt;, &lt;</w:t>
+      </w:r>
+      <w:proofErr w:type="spellStart"/>
+      <w:r>
+        <w:rPr>
+          <w:rFonts w:ascii="Arial" w:hAnsi="Arial" w:cs="Arial"/>
+        </w:rPr>
+        <w:t>nav</w:t>
+      </w:r>
+      <w:proofErr w:type="spellEnd"/>
+      <w:r>
+        <w:rPr>
+          <w:rFonts w:ascii="Arial" w:hAnsi="Arial" w:cs="Arial"/>
+        </w:rPr>
+        <w:t>&gt;, &lt;</w:t>
+      </w:r>
+      <w:proofErr w:type="spellStart"/>
+      <w:r>
+        <w:rPr>
+          <w:rFonts w:ascii="Arial" w:hAnsi="Arial" w:cs="Arial"/>
+        </w:rPr>
+        <w:t>main</w:t>
+      </w:r>
+      <w:proofErr w:type="spellEnd"/>
+      <w:r>
+        <w:rPr>
+          <w:rFonts w:ascii="Arial" w:hAnsi="Arial" w:cs="Arial"/>
+        </w:rPr>
+        <w:t>&gt;, &lt;</w:t>
+      </w:r>
+      <w:proofErr w:type="spellStart"/>
+      <w:r>
+        <w:rPr>
+          <w:rFonts w:ascii="Arial" w:hAnsi="Arial" w:cs="Arial"/>
+        </w:rPr>
+        <w:t>section</w:t>
+      </w:r>
+      <w:proofErr w:type="spellEnd"/>
+      <w:r>
+        <w:rPr>
+          <w:rFonts w:ascii="Arial" w:hAnsi="Arial" w:cs="Arial"/>
+        </w:rPr>
+        <w:t>&gt;, &lt;</w:t>
+      </w:r>
+      <w:proofErr w:type="spellStart"/>
+      <w:r>
+        <w:rPr>
+          <w:rFonts w:ascii="Arial" w:hAnsi="Arial" w:cs="Arial"/>
+        </w:rPr>
+        <w:t>footer</w:t>
+      </w:r>
+      <w:proofErr w:type="spellEnd"/>
+      <w:r>
+        <w:rPr>
+          <w:rFonts w:ascii="Arial" w:hAnsi="Arial" w:cs="Arial"/>
+        </w:rPr>
+        <w:t xml:space="preserve">&gt;) que aportan valor semántico al código. Se realizaron ajustes lógicos en la disposición del contenido, ubicando el catálogo de imágenes y stock cerca del inicio para captar la atención del usuario. El formulario de contacto se mantuvo en su sección correspondiente junto con la información geográfica y redes sociales, siguiendo las </w:t>
+      </w:r>
+      <w:r>
+        <w:rPr>
+          <w:rFonts w:ascii="Arial" w:hAnsi="Arial" w:cs="Arial"/>
+        </w:rPr>
+        <w:lastRenderedPageBreak/>
+        <w:t>convenciones estándar de diseño web. Finalmente, se dejó el contenido institucional de "Misión y Visión" al cierre de la página, propiciando una navegación más orientada al producto.</w:t>
+      </w:r>
     </w:p>
     <w:sectPr>
       <w:pgSz w:w="12240" w:h="15840"/>
@@ -1379,6 +2178,7 @@
   <w:style w:type="character" w:default="1" w:styleId="Fuentedeprrafopredeter">
     <w:name w:val="Default Paragraph Font"/>
     <w:uiPriority w:val="1"/>
+    <w:semiHidden/>
     <w:unhideWhenUsed/>
   </w:style>
   <w:style w:type="table" w:default="1" w:styleId="Tablanormal">
